--- a/assets/Tracy_Hills_II_HOA_Universal_Submittal_Master_Template_2026.docx
+++ b/assets/Tracy_Hills_II_HOA_Universal_Submittal_Master_Template_2026.docx
@@ -537,7 +537,7 @@
                 <w:color w:val="C53030"/>
                 <w:sz w:val="18"/>
               </w:rPr>
-              <w:t>[ ] Exempt   [ ] Pre-Approved   [ ] Minor Review   [ ] Full Review   [ ] Unsure (Verify w/ Mgmt)</w:t>
+              <w:t>[ ] Exempt   [ ] Pre-Approved   [ ] Minor Review ($175)   [ ] Full Review ($200 + $250 Deposit)   [ ] Unsure (Verify w/ Mgmt)</w:t>
             </w:r>
           </w:p>
         </w:tc>
@@ -709,7 +709,7 @@
                 <w:color w:val="B7791F"/>
                 <w:sz w:val="19"/>
               </w:rPr>
-              <w:t>💡 TIP / INSTRUCTION ONLY — GOVERNING GUIDELINE REFERENCES (VERIFY APPLICABILITY)</w:t>
+              <w:t>💡 TIP / INSTRUCTION ONLY — USE ONLY APPLICABLE MODULES — EXAMPLES ARE NOT REQUIREMENTS</w:t>
             </w:r>
             <w:r>
               <w:rPr>
@@ -728,37 +728,7 @@
                 <w:sz w:val="18"/>
               </w:rPr>
               <w:lastRenderedPageBreak/>
-              <w:t>1. PATIO COVERS / SHADE STRUCTURES: Subject to FPP Appendix B and CBC Chapter 7A wildfire ignition-resistance standards. Non-combustible heavy-gauge aluminum is a recommended approach for Phase 2.</w:t>
-            </w:r>
-            <w:r>
-              <w:rPr>
-                <w:rFonts w:ascii="Calibri" w:hAnsi="Calibri"/>
-                <w:i/>
-                <w:color w:val="2D3748"/>
-                <w:sz w:val="18"/>
-              </w:rPr>
-              <w:br/>
-              <w:t>2. RETAINING WALLS: Maximum permitted height is 24 inches (2 feet) from finished grade per Section IV.B.5.i.</w:t>
-            </w:r>
-            <w:r>
-              <w:rPr>
-                <w:rFonts w:ascii="Calibri" w:hAnsi="Calibri"/>
-                <w:i/>
-                <w:color w:val="2D3748"/>
-                <w:sz w:val="18"/>
-              </w:rPr>
-              <w:br/>
-              <w:t>3. FIRE FEATURES: Must use natural gas with electronic ignition. Wood-burning fire pits/fireplaces are prohibited per Section IV.B.9.d.</w:t>
-            </w:r>
-            <w:r>
-              <w:rPr>
-                <w:rFonts w:ascii="Calibri" w:hAnsi="Calibri"/>
-                <w:i/>
-                <w:color w:val="2D3748"/>
-                <w:sz w:val="18"/>
-              </w:rPr>
-              <w:br/>
-              <w:t>4. DRAINAGE: Maintain established patterns. Hardscape requires min 1.0% slope away from structures; landscape requires min 2.0% slope. Connect new inlets to Declarant system where required.</w:t>
+              <w:t>USE ONLY THE MODULES APPLICABLE TO YOUR PROJECT. Do not treat unused modules, sample language, or specifications as requirements for your project. Delete all sections you are not building. Verify all project-specific requirements against current Association documents and Management instructions.</w:t>
             </w:r>
           </w:p>
         </w:tc>
@@ -1479,7 +1449,6 @@
                 <w:color w:val="1A365D"/>
                 <w:sz w:val="17"/>
               </w:rPr>
-              <w:lastRenderedPageBreak/>
               <w:t>Storage Shed</w:t>
             </w:r>
           </w:p>
@@ -1534,7 +1503,16 @@
                 <w:sz w:val="17"/>
               </w:rPr>
               <w:br/>
-              <w:t>• Location: Placed on concrete pad in side/rear yard, sitting below 6'-0" fence line, fully screened from street view per Section IV.G.5.b.</w:t>
+              <w:t xml:space="preserve">• Location: Placed on concrete pad in side/rear yard, sitting below 6'-0" fence line, </w:t>
+            </w:r>
+            <w:r>
+              <w:rPr>
+                <w:rFonts w:ascii="Calibri" w:hAnsi="Calibri"/>
+                <w:color w:val="2D3748"/>
+                <w:sz w:val="17"/>
+              </w:rPr>
+              <w:lastRenderedPageBreak/>
+              <w:t>fully screened from street view per Section IV.G.5.b.</w:t>
             </w:r>
           </w:p>
         </w:tc>
@@ -1562,6 +1540,7 @@
                 <w:color w:val="1A365D"/>
                 <w:sz w:val="17"/>
               </w:rPr>
+              <w:lastRenderedPageBreak/>
               <w:t>Detached Accessory Structure (Greenhouse / Gazebo)</w:t>
             </w:r>
           </w:p>
@@ -1998,6 +1977,20 @@
       <w:pPr>
         <w:spacing w:after="80"/>
       </w:pPr>
+    </w:p>
+    <w:p>
+      <w:pPr>
+        <w:spacing w:before="80" w:after="80"/>
+      </w:pPr>
+      <w:r>
+        <w:rPr>
+          <w:rFonts w:ascii="Calibri" w:hAnsi="Calibri"/>
+          <w:b/>
+          <w:color w:val="C53030"/>
+          <w:sz w:val="17"/>
+        </w:rPr>
+        <w:t>⚠️ EXAMPLES ONLY — NOT AN EXHAUSTIVE / APPROVED PLANT LIST. VERIFY EVERY PROPOSED SPECIES AGAINST CURRENT FPP APPENDIX A.</w:t>
+      </w:r>
     </w:p>
     <w:tbl>
       <w:tblPr>
@@ -3865,7 +3858,7 @@
                 <w:sz w:val="20"/>
               </w:rPr>
               <w:br/>
-              <w:t>Resident Preparation Version — Use to Organize Items Required by Official Form B</w:t>
+              <w:t>Resident Preparation Version — Organize Information Requested by Association Form B</w:t>
             </w:r>
           </w:p>
         </w:tc>
@@ -4348,7 +4341,7 @@
           <w:rFonts w:ascii="Calibri" w:hAnsi="Calibri"/>
           <w:sz w:val="18"/>
         </w:rPr>
-        <w:t>Visual cuts, photos, or swatches for proposed products where applicable</w:t>
+        <w:t>Visual cuts, photos, or swatches for proposed products where needed for ARC evaluation</w:t>
       </w:r>
     </w:p>
     <w:p>
@@ -4495,7 +4488,7 @@
                 <w:sz w:val="20"/>
               </w:rPr>
               <w:br/>
-              <w:t>Resident Preparation Version — Organize Scope Required by Official Form C</w:t>
+              <w:t>Resident Preparation Version — Organize Information Requested by Association Form C</w:t>
             </w:r>
           </w:p>
         </w:tc>
@@ -5364,7 +5357,7 @@
                 <w:sz w:val="20"/>
               </w:rPr>
               <w:br/>
-              <w:t>Resident Preparation Version — Organize Signatures Required by Official Form D</w:t>
+              <w:t>Resident Preparation Version — Organize Information Requested by Association Form D</w:t>
             </w:r>
           </w:p>
         </w:tc>
@@ -7354,7 +7347,7 @@
                 <w:color w:val="E2E8F0"/>
                 <w:sz w:val="20"/>
               </w:rPr>
-              <w:t>SUPPORTING PRODUCT INFORMATION — REQUIRED WHERE APPLICABLE</w:t>
+              <w:t>SUPPORTING PRODUCT INFORMATION — WHERE NEEDED FOR ARC EVALUATION</w:t>
             </w:r>
           </w:p>
         </w:tc>
@@ -8604,31 +8597,31 @@
       </w:rPr>
     </w:lvl>
   </w:abstractNum>
-  <w:num w:numId="1" w16cid:durableId="1784882113">
+  <w:num w:numId="1" w16cid:durableId="1936086996">
     <w:abstractNumId w:val="8"/>
   </w:num>
-  <w:num w:numId="2" w16cid:durableId="1166438364">
+  <w:num w:numId="2" w16cid:durableId="1897818001">
     <w:abstractNumId w:val="6"/>
   </w:num>
-  <w:num w:numId="3" w16cid:durableId="445006304">
+  <w:num w:numId="3" w16cid:durableId="121967714">
     <w:abstractNumId w:val="5"/>
   </w:num>
-  <w:num w:numId="4" w16cid:durableId="652762753">
+  <w:num w:numId="4" w16cid:durableId="911156111">
     <w:abstractNumId w:val="4"/>
   </w:num>
-  <w:num w:numId="5" w16cid:durableId="1484664246">
+  <w:num w:numId="5" w16cid:durableId="1723286922">
     <w:abstractNumId w:val="7"/>
   </w:num>
-  <w:num w:numId="6" w16cid:durableId="1049188435">
+  <w:num w:numId="6" w16cid:durableId="409694857">
     <w:abstractNumId w:val="3"/>
   </w:num>
-  <w:num w:numId="7" w16cid:durableId="883636492">
+  <w:num w:numId="7" w16cid:durableId="665205887">
     <w:abstractNumId w:val="2"/>
   </w:num>
-  <w:num w:numId="8" w16cid:durableId="1837304808">
+  <w:num w:numId="8" w16cid:durableId="634601045">
     <w:abstractNumId w:val="1"/>
   </w:num>
-  <w:num w:numId="9" w16cid:durableId="2057241506">
+  <w:num w:numId="9" w16cid:durableId="1384059307">
     <w:abstractNumId w:val="0"/>
   </w:num>
 </w:numbering>
